--- a/export/docx/upstream/44_天工项目快照.docx
+++ b/export/docx/upstream/44_天工项目快照.docx
@@ -19,7 +19,7 @@
           <w:i/>
           <w:color w:val="4A5158"/>
         </w:rPr>
-        <w:t>采集时间：2026-10-26 09:47:33　｜　采集方式：tools/sync_upstream.py 本文件由脚本生成，请勿手工编辑；需要改内容请改上游或改脚本。</w:t>
+        <w:t>采集时间：2026-10-26 09:50:27　｜　采集方式：tools/sync_upstream.py 本文件由脚本生成，请勿手工编辑；需要改内容请改上游或改脚本。</w:t>
       </w:r>
     </w:p>
     <w:tbl>
@@ -149,7 +149,7 @@
               <w:rPr>
                 <w:sz w:val="18"/>
               </w:rPr>
-              <w:t>3aaa840（2026-10-26）</w:t>
+              <w:t>4222b8c（2026-10-26）</w:t>
             </w:r>
           </w:p>
         </w:tc>
